--- a/Milestone 6/Milestone 6.docx
+++ b/Milestone 6/Milestone 6.docx
@@ -1368,6 +1368,31 @@
           <w:szCs w:val="24"/>
         </w:rPr>
       </w:pPr>
+      <w:r>
+        <w:rPr>
+          <w:rFonts w:ascii="Times New Roman" w:hAnsi="Times New Roman" w:cs="Times New Roman"/>
+          <w:sz w:val="24"/>
+          <w:szCs w:val="24"/>
+        </w:rPr>
+        <w:t>React - Express</w:t>
+      </w:r>
+    </w:p>
+    <w:p>
+      <w:pPr>
+        <w:pStyle w:val="ListParagraph"/>
+        <w:numPr>
+          <w:ilvl w:val="2"/>
+          <w:numId w:val="1"/>
+        </w:numPr>
+        <w:rPr>
+          <w:rStyle w:val="Hyperlink"/>
+          <w:rFonts w:ascii="Times New Roman" w:hAnsi="Times New Roman" w:cs="Times New Roman"/>
+          <w:color w:val="auto"/>
+          <w:sz w:val="24"/>
+          <w:szCs w:val="24"/>
+          <w:u w:val="none"/>
+        </w:rPr>
+      </w:pPr>
       <w:hyperlink r:id="rId19" w:history="1">
         <w:r>
           <w:rPr>
@@ -1384,7 +1409,7 @@
       <w:pPr>
         <w:pStyle w:val="ListParagraph"/>
         <w:numPr>
-          <w:ilvl w:val="0"/>
+          <w:ilvl w:val="1"/>
           <w:numId w:val="1"/>
         </w:numPr>
         <w:rPr>
@@ -1393,22 +1418,20 @@
           <w:szCs w:val="24"/>
         </w:rPr>
       </w:pPr>
-      <w:proofErr w:type="spellStart"/>
-      <w:r>
-        <w:rPr>
-          <w:rFonts w:ascii="Times New Roman" w:hAnsi="Times New Roman" w:cs="Times New Roman"/>
-          <w:sz w:val="24"/>
-          <w:szCs w:val="24"/>
-        </w:rPr>
-        <w:t>Github</w:t>
-      </w:r>
-      <w:proofErr w:type="spellEnd"/>
+      <w:r>
+        <w:rPr>
+          <w:rFonts w:ascii="Times New Roman" w:hAnsi="Times New Roman" w:cs="Times New Roman"/>
+          <w:sz w:val="24"/>
+          <w:szCs w:val="24"/>
+        </w:rPr>
+        <w:t>Angular – Spring Boot</w:t>
+      </w:r>
     </w:p>
     <w:p>
       <w:pPr>
         <w:pStyle w:val="ListParagraph"/>
         <w:numPr>
-          <w:ilvl w:val="1"/>
+          <w:ilvl w:val="2"/>
           <w:numId w:val="1"/>
         </w:numPr>
         <w:rPr>
@@ -1425,9 +1448,76 @@
             <w:sz w:val="24"/>
             <w:szCs w:val="24"/>
           </w:rPr>
-          <w:t>https://github.com/goktan507/Benim-Portfolio/tree/main/Milestone%205</w:t>
+          <w:t>https://www.loom.com/share/69bc3566cab647b9bd5d8ceeb4f671b0</w:t>
         </w:r>
       </w:hyperlink>
+    </w:p>
+    <w:p>
+      <w:pPr>
+        <w:pStyle w:val="ListParagraph"/>
+        <w:numPr>
+          <w:ilvl w:val="0"/>
+          <w:numId w:val="1"/>
+        </w:numPr>
+        <w:rPr>
+          <w:rFonts w:ascii="Times New Roman" w:hAnsi="Times New Roman" w:cs="Times New Roman"/>
+          <w:sz w:val="24"/>
+          <w:szCs w:val="24"/>
+        </w:rPr>
+      </w:pPr>
+      <w:proofErr w:type="spellStart"/>
+      <w:r>
+        <w:rPr>
+          <w:rFonts w:ascii="Times New Roman" w:hAnsi="Times New Roman" w:cs="Times New Roman"/>
+          <w:sz w:val="24"/>
+          <w:szCs w:val="24"/>
+        </w:rPr>
+        <w:t>Github</w:t>
+      </w:r>
+      <w:proofErr w:type="spellEnd"/>
+    </w:p>
+    <w:p>
+      <w:pPr>
+        <w:pStyle w:val="ListParagraph"/>
+        <w:numPr>
+          <w:ilvl w:val="1"/>
+          <w:numId w:val="1"/>
+        </w:numPr>
+        <w:rPr>
+          <w:rFonts w:ascii="Times New Roman" w:hAnsi="Times New Roman" w:cs="Times New Roman"/>
+          <w:sz w:val="24"/>
+          <w:szCs w:val="24"/>
+        </w:rPr>
+      </w:pPr>
+      <w:hyperlink r:id="rId21" w:history="1">
+        <w:r>
+          <w:rPr>
+            <w:rStyle w:val="Hyperlink"/>
+            <w:rFonts w:ascii="Times New Roman" w:hAnsi="Times New Roman" w:cs="Times New Roman"/>
+            <w:sz w:val="24"/>
+            <w:szCs w:val="24"/>
+          </w:rPr>
+          <w:t>https://github.com/goktan507/Benim-Portfolio/tree/main/Milestone%20</w:t>
+        </w:r>
+        <w:r>
+          <w:rPr>
+            <w:rStyle w:val="Hyperlink"/>
+            <w:rFonts w:ascii="Times New Roman" w:hAnsi="Times New Roman" w:cs="Times New Roman"/>
+            <w:sz w:val="24"/>
+            <w:szCs w:val="24"/>
+          </w:rPr>
+          <w:t>6</w:t>
+        </w:r>
+      </w:hyperlink>
+    </w:p>
+    <w:p>
+      <w:pPr>
+        <w:rPr>
+          <w:rFonts w:ascii="Times New Roman" w:hAnsi="Times New Roman" w:cs="Times New Roman"/>
+          <w:sz w:val="24"/>
+          <w:szCs w:val="24"/>
+        </w:rPr>
+      </w:pPr>
     </w:p>
     <w:p>
       <w:pPr>
@@ -1470,7 +1560,7 @@
   <w:abstractNum w:abstractNumId="0" w15:restartNumberingAfterBreak="0">
     <w:nsid w:val="19754BA5"/>
     <w:multiLevelType w:val="hybridMultilevel"/>
-    <w:tmpl w:val="97C047B6"/>
+    <w:tmpl w:val="9356C5E4"/>
     <w:lvl w:ilvl="0" w:tplc="10A865CC">
       <w:numFmt w:val="bullet"/>
       <w:lvlText w:val="-"/>
@@ -1494,7 +1584,7 @@
         <w:rFonts w:ascii="Courier New" w:hAnsi="Courier New" w:cs="Courier New" w:hint="default"/>
       </w:rPr>
     </w:lvl>
-    <w:lvl w:ilvl="2" w:tplc="04090005" w:tentative="1">
+    <w:lvl w:ilvl="2" w:tplc="04090005">
       <w:start w:val="1"/>
       <w:numFmt w:val="bullet"/>
       <w:lvlText w:val=""/>
